--- a/docs/Pactora_Counsel_Signoff.docx
+++ b/docs/Pactora_Counsel_Signoff.docx
@@ -19338,6 +19338,19 @@
           <w:szCs w:val="22"/>
         </w:rPr>
         <w:t xml:space="preserve"/>
+      </w:r>
+    </w:p>
+    <w:p>
+      <w:pPr>
+        <w:spacing w:after="60" w:before="200" w:line="276"/>
+      </w:pPr>
+      <w:r>
+        <w:rPr>
+          <w:color w:val="7C2D2D"/>
+          <w:sz w:val="19"/>
+          <w:szCs w:val="19"/>
+        </w:rPr>
+        <w:t xml:space="preserve">End-user disclaimer (shown in the product): “Pactora flags issues to discuss with a lawyer - it’s not legal advice. Speak to a qualified lawyer before you sign.”</w:t>
       </w:r>
     </w:p>
     <w:p>

--- a/docs/Pactora_Counsel_Signoff.docx
+++ b/docs/Pactora_Counsel_Signoff.docx
@@ -19350,7 +19350,7 @@
           <w:sz w:val="19"/>
           <w:szCs w:val="19"/>
         </w:rPr>
-        <w:t xml:space="preserve">End-user disclaimer (shown in the product): “Pactora flags issues to discuss with a lawyer - it’s not legal advice. Speak to a qualified lawyer before you sign.”</w:t>
+        <w:t xml:space="preserve">End-user disclaimer (shown in the product): “Pactora flags issues to discuss with a lawyer - it's not legal advice. Speak to a qualified lawyer before you sign.”</w:t>
       </w:r>
     </w:p>
     <w:p>
